--- a/docs/generated/PILOT_2026_08.ko.docx
+++ b/docs/generated/PILOT_2026_08.ko.docx
@@ -1280,63 +1280,259 @@
     </w:p>
     <w:p>
       <w:r>
-        <w:t>신규 무손실 키 기준 비완전 일치 충돌 1,071건에 대한 전수 포렌식 분류 결과:</w:t>
+        <w:t>신규 무손실 키 기준 비완전 일치 충돌 1,071건 전수 포렌식 분류 결과 (docs/metrics/pilot_2026_08.json 기준):</w:t>
       </w:r>
     </w:p>
+    <w:tbl>
+      <w:tblPr>
+        <w:tblStyle w:val="LightGrid-Accent1"/>
+        <w:tblW w:type="auto" w:w="0"/>
+        <w:jc w:val="center"/>
+        <w:tblLook w:firstColumn="1" w:firstRow="1" w:lastColumn="0" w:lastRow="0" w:noHBand="0" w:noVBand="1" w:val="04A0"/>
+      </w:tblPr>
+      <w:tblGrid>
+        <w:gridCol w:w="3120"/>
+        <w:gridCol w:w="3120"/>
+        <w:gridCol w:w="3120"/>
+      </w:tblGrid>
+      <w:tr>
+        <w:tc>
+          <w:tcPr>
+            <w:tcW w:type="dxa" w:w="3120"/>
+          </w:tcPr>
+          <w:p>
+            <w:r>
+              <w:rPr>
+                <w:b/>
+              </w:rPr>
+              <w:t>분류</w:t>
+            </w:r>
+          </w:p>
+        </w:tc>
+        <w:tc>
+          <w:tcPr>
+            <w:tcW w:type="dxa" w:w="3120"/>
+          </w:tcPr>
+          <w:p>
+            <w:r>
+              <w:rPr>
+                <w:b/>
+              </w:rPr>
+              <w:t>건수</w:t>
+            </w:r>
+          </w:p>
+        </w:tc>
+        <w:tc>
+          <w:tcPr>
+            <w:tcW w:type="dxa" w:w="3120"/>
+          </w:tcPr>
+          <w:p>
+            <w:r>
+              <w:rPr>
+                <w:b/>
+              </w:rPr>
+              <w:t>설명</w:t>
+            </w:r>
+          </w:p>
+        </w:tc>
+      </w:tr>
+      <w:tr>
+        <w:tc>
+          <w:tcPr>
+            <w:tcW w:type="dxa" w:w="3120"/>
+          </w:tcPr>
+          <w:p>
+            <w:r>
+              <w:t>AWARD_BACKFILL</w:t>
+            </w:r>
+          </w:p>
+        </w:tc>
+        <w:tc>
+          <w:tcPr>
+            <w:tcW w:type="dxa" w:w="3120"/>
+          </w:tcPr>
+          <w:p>
+            <w:r>
+              <w:t>876건</w:t>
+            </w:r>
+          </w:p>
+        </w:tc>
+        <w:tc>
+          <w:tcPr>
+            <w:tcW w:type="dxa" w:w="3120"/>
+          </w:tcPr>
+          <w:p>
+            <w:r>
+              <w:t>낙찰자 정보(fnlSucsfCorpNm, fnlSucsfCorpBizrno, fnlSucsfAmt 등) 개찰 후 사후 백필</w:t>
+            </w:r>
+          </w:p>
+        </w:tc>
+      </w:tr>
+      <w:tr>
+        <w:tc>
+          <w:tcPr>
+            <w:tcW w:type="dxa" w:w="3120"/>
+          </w:tcPr>
+          <w:p>
+            <w:r>
+              <w:t>SAME_SUBMISSION_STATUS_UPDATE</w:t>
+            </w:r>
+          </w:p>
+        </w:tc>
+        <w:tc>
+          <w:tcPr>
+            <w:tcW w:type="dxa" w:w="3120"/>
+          </w:tcPr>
+          <w:p>
+            <w:r>
+              <w:t>127건</w:t>
+            </w:r>
+          </w:p>
+        </w:tc>
+        <w:tc>
+          <w:tcPr>
+            <w:tcW w:type="dxa" w:w="3120"/>
+          </w:tcPr>
+          <w:p>
+            <w:r>
+              <w:t>동일 투찰 건의 개찰 결과 상태(opengRsltDivNm) 변경 또는 부가 필드 갱신</w:t>
+            </w:r>
+          </w:p>
+        </w:tc>
+      </w:tr>
+      <w:tr>
+        <w:tc>
+          <w:tcPr>
+            <w:tcW w:type="dxa" w:w="3120"/>
+          </w:tcPr>
+          <w:p>
+            <w:r>
+              <w:t>PRICE_BACKFILL</w:t>
+            </w:r>
+          </w:p>
+        </w:tc>
+        <w:tc>
+          <w:tcPr>
+            <w:tcW w:type="dxa" w:w="3120"/>
+          </w:tcPr>
+          <w:p>
+            <w:r>
+              <w:t>68건</w:t>
+            </w:r>
+          </w:p>
+        </w:tc>
+        <w:tc>
+          <w:tcPr>
+            <w:tcW w:type="dxa" w:w="3120"/>
+          </w:tcPr>
+          <w:p>
+            <w:r>
+              <w:t>예비가격(rsrvtnPrce) 또는 기초금액(bssAmt) 개찰 후 사후 백필</w:t>
+            </w:r>
+          </w:p>
+        </w:tc>
+      </w:tr>
+      <w:tr>
+        <w:tc>
+          <w:tcPr>
+            <w:tcW w:type="dxa" w:w="3120"/>
+          </w:tcPr>
+          <w:p>
+            <w:r>
+              <w:t>DISTINCT_SUBMISSION</w:t>
+            </w:r>
+          </w:p>
+        </w:tc>
+        <w:tc>
+          <w:tcPr>
+            <w:tcW w:type="dxa" w:w="3120"/>
+          </w:tcPr>
+          <w:p>
+            <w:r>
+              <w:t>0건</w:t>
+            </w:r>
+          </w:p>
+        </w:tc>
+        <w:tc>
+          <w:tcPr>
+            <w:tcW w:type="dxa" w:w="3120"/>
+          </w:tcPr>
+          <w:p>
+            <w:r>
+              <w:t>✅ 무손실 확인: 이 분류에 해당하는 정규 투찰 행위 없음</w:t>
+            </w:r>
+          </w:p>
+        </w:tc>
+      </w:tr>
+      <w:tr>
+        <w:tc>
+          <w:tcPr>
+            <w:tcW w:type="dxa" w:w="3120"/>
+          </w:tcPr>
+          <w:p>
+            <w:r>
+              <w:t>DISTINCT_CLASSIFICATION_OR_LOT</w:t>
+            </w:r>
+          </w:p>
+        </w:tc>
+        <w:tc>
+          <w:tcPr>
+            <w:tcW w:type="dxa" w:w="3120"/>
+          </w:tcPr>
+          <w:p>
+            <w:r>
+              <w:t>0건</w:t>
+            </w:r>
+          </w:p>
+        </w:tc>
+        <w:tc>
+          <w:tcPr>
+            <w:tcW w:type="dxa" w:w="3120"/>
+          </w:tcPr>
+          <w:p>
+            <w:r>
+              <w:t>✅ 무손실 확인: 업무구분·분할 차이 인한 정규 행 없음</w:t>
+            </w:r>
+          </w:p>
+        </w:tc>
+      </w:tr>
+      <w:tr>
+        <w:tc>
+          <w:tcPr>
+            <w:tcW w:type="dxa" w:w="3120"/>
+          </w:tcPr>
+          <w:p>
+            <w:r>
+              <w:t>UNRESOLVED</w:t>
+            </w:r>
+          </w:p>
+        </w:tc>
+        <w:tc>
+          <w:tcPr>
+            <w:tcW w:type="dxa" w:w="3120"/>
+          </w:tcPr>
+          <w:p>
+            <w:r>
+              <w:t>0건</w:t>
+            </w:r>
+          </w:p>
+        </w:tc>
+        <w:tc>
+          <w:tcPr>
+            <w:tcW w:type="dxa" w:w="3120"/>
+          </w:tcPr>
+          <w:p>
+            <w:r>
+              <w:t>✅ 미분류 이상치 없음</w:t>
+            </w:r>
+          </w:p>
+        </w:tc>
+      </w:tr>
+    </w:tbl>
+    <w:p/>
     <w:p>
-      <w:pPr>
-        <w:pStyle w:val="ListBullet"/>
-      </w:pPr>
       <w:r>
-        <w:t>Class A (완전 원천 중복): 11,089건</w:t>
-      </w:r>
-    </w:p>
-    <w:p>
-      <w:pPr>
-        <w:pStyle w:val="ListBullet"/>
-      </w:pPr>
-      <w:r>
-        <w:t>Class B (동일 투찰사 후속 상태 갱신/보강): 26건</w:t>
-      </w:r>
-    </w:p>
-    <w:p>
-      <w:pPr>
-        <w:pStyle w:val="ListBullet"/>
-      </w:pPr>
-      <w:r>
-        <w:t>Class C (단순 개찰 상태 변경, opengRsltDivNm): 101건</w:t>
-      </w:r>
-    </w:p>
-    <w:p>
-      <w:pPr>
-        <w:pStyle w:val="ListBullet"/>
-      </w:pPr>
-      <w:r>
-        <w:t>Class D (가격 필드 백필, rsrvtnPrce, bssAmt): 68건</w:t>
-      </w:r>
-    </w:p>
-    <w:p>
-      <w:pPr>
-        <w:pStyle w:val="ListBullet"/>
-      </w:pPr>
-      <w:r>
-        <w:t>Class E (최종 낙찰자 정보 사후 백필, fnlSucsf...): 70건</w:t>
-      </w:r>
-    </w:p>
-    <w:p>
-      <w:pPr>
-        <w:pStyle w:val="ListBullet"/>
-      </w:pPr>
-      <w:r>
-        <w:t>Class F (상이한 투찰가/시간을 갖는 정규 투찰 건): 레거시 키 기준 1,873건 식별 → 신규 키에서 1,067건 전수 보존(0건 축약) 달성.</w:t>
-      </w:r>
-    </w:p>
-    <w:p>
-      <w:pPr>
-        <w:pStyle w:val="ListBullet"/>
-      </w:pPr>
-      <w:r>
-        <w:t>Class G (미분류 이상치): 0건</w:t>
+        <w:t>레거시 5-컬럼 키는 복수 물품 분할 발주에서 1,067건의 정당한 투찰 행위를 축약했으나, 신규 7-컬럼 무손실 키에서는 이를 전수 보존합니다.</w:t>
       </w:r>
     </w:p>
     <w:p>

--- a/docs/generated/PILOT_2026_08.ko.docx
+++ b/docs/generated/PILOT_2026_08.ko.docx
@@ -1886,7 +1886,7 @@
         <w:pStyle w:val="ListNumber"/>
       </w:pPr>
       <w:r>
-        <w:t>소급 검증 완료 항목 (Retroactively Verified):</w:t>
+        <w:t>소급 실증 완료 항목 (Retroactively Verified):</w:t>
       </w:r>
     </w:p>
     <w:p>
@@ -1894,7 +1894,7 @@
         <w:pStyle w:val="ListBullet"/>
       </w:pPr>
       <w:r>
-        <w:t>원천 파일 내 연속 행 중복 검사: 7,901건 (일별 수집 경계에 걸친 유찰 공고 레코드로 확인됨).</w:t>
+        <w:t>연속 동일 원천 행 탐지 (Immediately Consecutive Identical Lines): 7,901건 (일별 수집 경계에 걸친 유찰 공고 레코드로 확인됨).</w:t>
       </w:r>
     </w:p>
     <w:p>
@@ -1902,7 +1902,7 @@
         <w:pStyle w:val="ListBullet"/>
       </w:pPr>
       <w:r>
-        <w:t>페이지 경계((i+1) % 999 == 0 및 (i+1) % 999 == 1) 레코드 간 중복: 0건.</w:t>
+        <w:t>원천 행 수 대 매니페스트 기대치 일치 (Raw Row vs Manifest Accounting): 100.0% 일치 (2,268,948행 대 2,268,948행 정합).</w:t>
       </w:r>
     </w:p>
     <w:p>
@@ -1910,7 +1910,15 @@
         <w:pStyle w:val="ListBullet"/>
       </w:pPr>
       <w:r>
-        <w:t>매니페스트 상 수집 행 수 vs API 응답 행 수 일치율: 100.0%.</w:t>
+        <w:t>이벤트 일자 수집 경계 엄격성 (Event Date Boundary Enforcement): 2026-08-01 ~ 2026-08-31 전수 준수 확인.</w:t>
+      </w:r>
+    </w:p>
+    <w:p>
+      <w:pPr>
+        <w:pStyle w:val="ListNumber"/>
+      </w:pPr>
+      <w:r>
+        <w:t>소급 실증 불가능 항목 (Not Retroactively Verifiable from Raw Streams):</w:t>
       </w:r>
     </w:p>
     <w:p>
@@ -1918,7 +1926,39 @@
         <w:pStyle w:val="ListBullet"/>
       </w:pPr>
       <w:r>
-        <w:t>시계열 순서 단조성(Monotonicity) 유지 확인.</w:t>
+        <w:t>실제 인접 API 페이지 중복 (True Adjacent Page Overlap): 원천 스트림에 페이지 인덱스 경계가 분리 기록되지 않아 소급 분리 불가능.</w:t>
+      </w:r>
+    </w:p>
+    <w:p>
+      <w:pPr>
+        <w:pStyle w:val="ListBullet"/>
+      </w:pPr>
+      <w:r>
+        <w:t>페이지별 SHA-256 해시 지문 반복 (Per-Page Hash Fingerprints): 수집 당시 페이지별 구분 태그가 원천 스트림에 미포함.</w:t>
+      </w:r>
+    </w:p>
+    <w:p>
+      <w:pPr>
+        <w:pStyle w:val="ListBullet"/>
+      </w:pPr>
+      <w:r>
+        <w:t>첫/끝 레코드 지문 충돌 (First/Last Record Fingerprint Collisions): 페이지 단위 첫/끝 레코드 분리 메타데이터 부재.</w:t>
+      </w:r>
+    </w:p>
+    <w:p>
+      <w:pPr>
+        <w:pStyle w:val="ListBullet"/>
+      </w:pPr>
+      <w:r>
+        <w:t>업스트림 API totalCount 실시간 변동 (Mid-Stream Drift): 엔벨로프 레벨 헤더 정보가 원천 레코드에 미보존.</w:t>
+      </w:r>
+    </w:p>
+    <w:p>
+      <w:pPr>
+        <w:pStyle w:val="ListBullet"/>
+      </w:pPr>
+      <w:r>
+        <w:t>페이지 번호 루프 (Page Number Loops): 실행 시점 페이징 상태 트래킹 메타데이터 부재.</w:t>
       </w:r>
     </w:p>
     <w:p>
@@ -1926,7 +1966,7 @@
         <w:pStyle w:val="ListNumber"/>
       </w:pPr>
       <w:r>
-        <w:t>원천 데이터만으로 소급 검증 불가능한 항목 (Not Retroactively Verifiable):</w:t>
+        <w:t>향후 수집 관측성 보강 체계:</w:t>
       </w:r>
     </w:p>
     <w:p>
@@ -1934,31 +1974,7 @@
         <w:pStyle w:val="ListBullet"/>
       </w:pPr>
       <w:r>
-        <w:t>페이지별 SHA-256 해시 핑거프린트: 수집 당시 원천 텍스트 스트림에는 페이지별 구분 태그가 기록되지 않음.</w:t>
-      </w:r>
-    </w:p>
-    <w:p>
-      <w:pPr>
-        <w:pStyle w:val="ListBullet"/>
-      </w:pPr>
-      <w:r>
-        <w:t>API 응답 헤더의 totalCount 실시간 변동(Drift): 원천 레코드 레벨에는 헤더가 저장되지 않음.</w:t>
-      </w:r>
-    </w:p>
-    <w:p>
-      <w:pPr>
-        <w:pStyle w:val="ListNumber"/>
-      </w:pPr>
-      <w:r>
-        <w:t>향후 관측성 보강 계획:</w:t>
-      </w:r>
-    </w:p>
-    <w:p>
-      <w:pPr>
-        <w:pStyle w:val="ListBullet"/>
-      </w:pPr>
-      <w:r>
-        <w:t>향후 1년 치 대용량 수집기에는 페이지 번호, 헤더 totalCount, 페이지 첫/끝 레코드 지문을 로깅하는 페이지 훅을 적용합니다.</w:t>
+        <w:t>수집기(Collector)에 페이지 영수증(generate_page_receipt) 훅을 도입하여 실행 ID(run_id), 시도 번호(attempt_id), 페이지별 SHA-256 해시, totalCount 스냅샷, 첫/끝 레코드 지문을 data/logs/page_receipts/에 영구 기록합니다.</w:t>
       </w:r>
     </w:p>
     <w:p>
@@ -1974,7 +1990,7 @@
         <w:pStyle w:val="ListBullet"/>
       </w:pPr>
       <w:r>
-        <w:t>원천 Gzip 압축 용량 (data/raw/*.jsonl.gz): 125.24 MB (131,322,271 바이트)</w:t>
+        <w:t>원천 Gzip 압축 용량 (data/raw/*.jsonl.gz): 131,322,271 바이트 (125.24 MiB / 131.32 MB)</w:t>
       </w:r>
     </w:p>
     <w:p>
@@ -1982,7 +1998,7 @@
         <w:pStyle w:val="ListBullet"/>
       </w:pPr>
       <w:r>
-        <w:t>정규화 Parquet 용량 (data/processed/*.parquet): 141.29 MB (148,156,166 바이트)</w:t>
+        <w:t>정규화 Parquet 용량 (data/processed/*.parquet): 148,156,166 바이트 (141.29 MiB / 148.16 MB)</w:t>
       </w:r>
     </w:p>
     <w:p>
@@ -1990,7 +2006,15 @@
         <w:pStyle w:val="ListBullet"/>
       </w:pPr>
       <w:r>
-        <w:t>비압축 원천 텍스트 대비 절감률: 비압축 JSON 기준 약 2.8 GB 분량의 226만 건 원천 데이터가 컬럼형 Parquet(Zstandard)을 통해 약 20:1 수준의 고효율 압축률을 달성함.</w:t>
+        <w:t>용량 표기 기준: 이진 메비바이트(MiB, 2^{20 바이트) 및 십진 메가바이트(MB, 10^6 바이트)를 엄격히 구분 표기하며, 정합성의 원천 기준은 바이트(Bytes) 단위입니다.</w:t>
+      </w:r>
+    </w:p>
+    <w:p>
+      <w:pPr>
+        <w:pStyle w:val="ListBullet"/>
+      </w:pPr>
+      <w:r>
+        <w:t>압축 효율: 비압축 JSON 기준 약 2.8 GB 분량의 226만 건 원천 데이터가 컬럼형 Parquet(Zstandard)을 통해 효율적으로 정규화 보관됨.</w:t>
       </w:r>
     </w:p>
     <w:sectPr>

--- a/docs/generated/PILOT_2026_08.ko.docx
+++ b/docs/generated/PILOT_2026_08.ko.docx
@@ -1979,10 +1979,10 @@
     </w:p>
     <w:p>
       <w:pPr>
-        <w:pStyle w:val="Heading1"/>
+        <w:pStyle w:val="ListBullet"/>
       </w:pPr>
       <w:r>
-        <w:t>7. 스토리지 용량 및 압축 지표 (Storage Footprint)</w:t>
+        <w:t>스토리지 용량 및 압축 지표 (Storage Footprint):</w:t>
       </w:r>
     </w:p>
     <w:p>
@@ -2015,6 +2015,825 @@
       </w:pPr>
       <w:r>
         <w:t>압축 효율: 비압축 JSON 기준 약 2.8 GB 분량의 226만 건 원천 데이터가 컬럼형 Parquet(Zstandard)을 통해 효율적으로 정규화 보관됨.</w:t>
+      </w:r>
+    </w:p>
+    <w:p>
+      <w:pPr>
+        <w:pStyle w:val="Heading1"/>
+      </w:pPr>
+      <w:r>
+        <w:t>8. 관계형 큐레이티드 테이블 구축 및 검증 결과 (Curated Relational Tables)</w:t>
+      </w:r>
+    </w:p>
+    <w:p>
+      <w:r>
+        <w:t>2026년 8월 파일럿 원천 데이터를 기반으로 총 7개의 정규화 관계형 큐레이티드 테이블(CURATED_SCHEMA_VERSION = "1.0.0")을 data/processed/curated/2026_08/에 Zstandard 압축 Parquet 형식으로 성공적으로 생성했습니다.</w:t>
+      </w:r>
+    </w:p>
+    <w:p>
+      <w:pPr>
+        <w:pStyle w:val="Heading2"/>
+      </w:pPr>
+      <w:r>
+        <w:t>8.1 큐레이티드 테이블별 규모 및 키 규격</w:t>
+      </w:r>
+    </w:p>
+    <w:tbl>
+      <w:tblPr>
+        <w:tblStyle w:val="LightGrid-Accent1"/>
+        <w:tblW w:type="auto" w:w="0"/>
+        <w:jc w:val="center"/>
+        <w:tblLook w:firstColumn="1" w:firstRow="1" w:lastColumn="0" w:lastRow="0" w:noHBand="0" w:noVBand="1" w:val="04A0"/>
+      </w:tblPr>
+      <w:tblGrid>
+        <w:gridCol w:w="1560"/>
+        <w:gridCol w:w="1560"/>
+        <w:gridCol w:w="1560"/>
+        <w:gridCol w:w="1560"/>
+        <w:gridCol w:w="1560"/>
+        <w:gridCol w:w="1560"/>
+      </w:tblGrid>
+      <w:tr>
+        <w:tc>
+          <w:tcPr>
+            <w:tcW w:type="dxa" w:w="1560"/>
+          </w:tcPr>
+          <w:p>
+            <w:r>
+              <w:rPr>
+                <w:b/>
+              </w:rPr>
+              <w:t>테이블 파일명</w:t>
+            </w:r>
+          </w:p>
+        </w:tc>
+        <w:tc>
+          <w:tcPr>
+            <w:tcW w:type="dxa" w:w="1560"/>
+          </w:tcPr>
+          <w:p>
+            <w:r>
+              <w:rPr>
+                <w:b/>
+              </w:rPr>
+              <w:t>행 수 (Rows)</w:t>
+            </w:r>
+          </w:p>
+        </w:tc>
+        <w:tc>
+          <w:tcPr>
+            <w:tcW w:type="dxa" w:w="1560"/>
+          </w:tcPr>
+          <w:p>
+            <w:r>
+              <w:rPr>
+                <w:b/>
+              </w:rPr>
+              <w:t>물리 기본 키 (Physical PK)</w:t>
+            </w:r>
+          </w:p>
+        </w:tc>
+        <w:tc>
+          <w:tcPr>
+            <w:tcW w:type="dxa" w:w="1560"/>
+          </w:tcPr>
+          <w:p>
+            <w:r>
+              <w:rPr>
+                <w:b/>
+              </w:rPr>
+              <w:t>컬럼 수</w:t>
+            </w:r>
+          </w:p>
+        </w:tc>
+        <w:tc>
+          <w:tcPr>
+            <w:tcW w:type="dxa" w:w="1560"/>
+          </w:tcPr>
+          <w:p>
+            <w:r>
+              <w:rPr>
+                <w:b/>
+              </w:rPr>
+              <w:t>압축 크기 (Bytes / MiB)</w:t>
+            </w:r>
+          </w:p>
+        </w:tc>
+        <w:tc>
+          <w:tcPr>
+            <w:tcW w:type="dxa" w:w="1560"/>
+          </w:tcPr>
+          <w:p>
+            <w:r>
+              <w:rPr>
+                <w:b/>
+              </w:rPr>
+              <w:t>비즈니스 그레인 및 역할</w:t>
+            </w:r>
+          </w:p>
+        </w:tc>
+      </w:tr>
+      <w:tr>
+        <w:tc>
+          <w:tcPr>
+            <w:tcW w:type="dxa" w:w="1560"/>
+          </w:tcPr>
+          <w:p>
+            <w:r>
+              <w:t>01_tenders.parquet</w:t>
+            </w:r>
+          </w:p>
+        </w:tc>
+        <w:tc>
+          <w:tcPr>
+            <w:tcW w:type="dxa" w:w="1560"/>
+          </w:tcPr>
+          <w:p>
+            <w:r>
+              <w:t>32,895</w:t>
+            </w:r>
+          </w:p>
+        </w:tc>
+        <w:tc>
+          <w:tcPr>
+            <w:tcW w:type="dxa" w:w="1560"/>
+          </w:tcPr>
+          <w:p>
+            <w:r>
+              <w:t>(bid_notice_no, bid_notice_round)</w:t>
+            </w:r>
+          </w:p>
+        </w:tc>
+        <w:tc>
+          <w:tcPr>
+            <w:tcW w:type="dxa" w:w="1560"/>
+          </w:tcPr>
+          <w:p>
+            <w:r>
+              <w:t>32</w:t>
+            </w:r>
+          </w:p>
+        </w:tc>
+        <w:tc>
+          <w:tcPr>
+            <w:tcW w:type="dxa" w:w="1560"/>
+          </w:tcPr>
+          <w:p>
+            <w:r>
+              <w:t>2,084,037 B (1.99 MiB)</w:t>
+            </w:r>
+          </w:p>
+        </w:tc>
+        <w:tc>
+          <w:tcPr>
+            <w:tcW w:type="dxa" w:w="1560"/>
+          </w:tcPr>
+          <w:p>
+            <w:r>
+              <w:t>단일 입찰공고 마스터 (100% 고유)</w:t>
+            </w:r>
+          </w:p>
+        </w:tc>
+      </w:tr>
+      <w:tr>
+        <w:tc>
+          <w:tcPr>
+            <w:tcW w:type="dxa" w:w="1560"/>
+          </w:tcPr>
+          <w:p>
+            <w:r>
+              <w:t>02_bidder_submissions.parquet</w:t>
+            </w:r>
+          </w:p>
+        </w:tc>
+        <w:tc>
+          <w:tcPr>
+            <w:tcW w:type="dxa" w:w="1560"/>
+          </w:tcPr>
+          <w:p>
+            <w:r>
+              <w:t>2,107,948</w:t>
+            </w:r>
+          </w:p>
+        </w:tc>
+        <w:tc>
+          <w:tcPr>
+            <w:tcW w:type="dxa" w:w="1560"/>
+          </w:tcPr>
+          <w:p>
+            <w:r>
+              <w:t>bid_submission_id (BID_&lt;32 hex&gt;)</w:t>
+            </w:r>
+          </w:p>
+        </w:tc>
+        <w:tc>
+          <w:tcPr>
+            <w:tcW w:type="dxa" w:w="1560"/>
+          </w:tcPr>
+          <w:p>
+            <w:r>
+              <w:t>29</w:t>
+            </w:r>
+          </w:p>
+        </w:tc>
+        <w:tc>
+          <w:tcPr>
+            <w:tcW w:type="dxa" w:w="1560"/>
+          </w:tcPr>
+          <w:p>
+            <w:r>
+              <w:t>100,861,029 B (96.19 MiB)</w:t>
+            </w:r>
+          </w:p>
+        </w:tc>
+        <w:tc>
+          <w:tcPr>
+            <w:tcW w:type="dxa" w:w="1560"/>
+          </w:tcPr>
+          <w:p>
+            <w:r>
+              <w:t>개별 기업 투찰 기록 (7-컬럼 무손실 그레인 보존)</w:t>
+            </w:r>
+          </w:p>
+        </w:tc>
+      </w:tr>
+      <w:tr>
+        <w:tc>
+          <w:tcPr>
+            <w:tcW w:type="dxa" w:w="1560"/>
+          </w:tcPr>
+          <w:p>
+            <w:r>
+              <w:t>03_award_outcomes.parquet</w:t>
+            </w:r>
+          </w:p>
+        </w:tc>
+        <w:tc>
+          <w:tcPr>
+            <w:tcW w:type="dxa" w:w="1560"/>
+          </w:tcPr>
+          <w:p>
+            <w:r>
+              <w:t>17,315</w:t>
+            </w:r>
+          </w:p>
+        </w:tc>
+        <w:tc>
+          <w:tcPr>
+            <w:tcW w:type="dxa" w:w="1560"/>
+          </w:tcPr>
+          <w:p>
+            <w:r>
+              <w:t>award_outcome_id (AWD_&lt;32 hex&gt;)</w:t>
+            </w:r>
+          </w:p>
+        </w:tc>
+        <w:tc>
+          <w:tcPr>
+            <w:tcW w:type="dxa" w:w="1560"/>
+          </w:tcPr>
+          <w:p>
+            <w:r>
+              <w:t>26</w:t>
+            </w:r>
+          </w:p>
+        </w:tc>
+        <w:tc>
+          <w:tcPr>
+            <w:tcW w:type="dxa" w:w="1560"/>
+          </w:tcPr>
+          <w:p>
+            <w:r>
+              <w:t>2,102,572 B (2.01 MiB)</w:t>
+            </w:r>
+          </w:p>
+        </w:tc>
+        <w:tc>
+          <w:tcPr>
+            <w:tcW w:type="dxa" w:w="1560"/>
+          </w:tcPr>
+          <w:p>
+            <w:r>
+              <w:t>최종 낙찰 결과 (선정 낙찰자 전수)</w:t>
+            </w:r>
+          </w:p>
+        </w:tc>
+      </w:tr>
+      <w:tr>
+        <w:tc>
+          <w:tcPr>
+            <w:tcW w:type="dxa" w:w="1560"/>
+          </w:tcPr>
+          <w:p>
+            <w:r>
+              <w:t>04_contracts.parquet</w:t>
+            </w:r>
+          </w:p>
+        </w:tc>
+        <w:tc>
+          <w:tcPr>
+            <w:tcW w:type="dxa" w:w="1560"/>
+          </w:tcPr>
+          <w:p>
+            <w:r>
+              <w:t>115,945</w:t>
+            </w:r>
+          </w:p>
+        </w:tc>
+        <w:tc>
+          <w:tcPr>
+            <w:tcW w:type="dxa" w:w="1560"/>
+          </w:tcPr>
+          <w:p>
+            <w:r>
+              <w:t>unified_contract_no</w:t>
+            </w:r>
+          </w:p>
+        </w:tc>
+        <w:tc>
+          <w:tcPr>
+            <w:tcW w:type="dxa" w:w="1560"/>
+          </w:tcPr>
+          <w:p>
+            <w:r>
+              <w:t>25</w:t>
+            </w:r>
+          </w:p>
+        </w:tc>
+        <w:tc>
+          <w:tcPr>
+            <w:tcW w:type="dxa" w:w="1560"/>
+          </w:tcPr>
+          <w:p>
+            <w:r>
+              <w:t>10,702,406 B (10.21 MiB)</w:t>
+            </w:r>
+          </w:p>
+        </w:tc>
+        <w:tc>
+          <w:tcPr>
+            <w:tcW w:type="dxa" w:w="1560"/>
+          </w:tcPr>
+          <w:p>
+            <w:r>
+              <w:t>정부 통합계약 체결 마스터 (100% 고유)</w:t>
+            </w:r>
+          </w:p>
+        </w:tc>
+      </w:tr>
+      <w:tr>
+        <w:tc>
+          <w:tcPr>
+            <w:tcW w:type="dxa" w:w="1560"/>
+          </w:tcPr>
+          <w:p>
+            <w:r>
+              <w:t>05_suppliers.parquet</w:t>
+            </w:r>
+          </w:p>
+        </w:tc>
+        <w:tc>
+          <w:tcPr>
+            <w:tcW w:type="dxa" w:w="1560"/>
+          </w:tcPr>
+          <w:p>
+            <w:r>
+              <w:t>143,842</w:t>
+            </w:r>
+          </w:p>
+        </w:tc>
+        <w:tc>
+          <w:tcPr>
+            <w:tcW w:type="dxa" w:w="1560"/>
+          </w:tcPr>
+          <w:p>
+            <w:r>
+              <w:t>supplier_id (SUP_&lt;32 hex&gt;)</w:t>
+            </w:r>
+          </w:p>
+        </w:tc>
+        <w:tc>
+          <w:tcPr>
+            <w:tcW w:type="dxa" w:w="1560"/>
+          </w:tcPr>
+          <w:p>
+            <w:r>
+              <w:t>10</w:t>
+            </w:r>
+          </w:p>
+        </w:tc>
+        <w:tc>
+          <w:tcPr>
+            <w:tcW w:type="dxa" w:w="1560"/>
+          </w:tcPr>
+          <w:p>
+            <w:r>
+              <w:t>4,572,613 B (4.36 MiB)</w:t>
+            </w:r>
+          </w:p>
+        </w:tc>
+        <w:tc>
+          <w:tcPr>
+            <w:tcW w:type="dxa" w:w="1560"/>
+          </w:tcPr>
+          <w:p>
+            <w:r>
+              <w:t>조달 참여 기업 차원 (masked_biz_no 포함)</w:t>
+            </w:r>
+          </w:p>
+        </w:tc>
+      </w:tr>
+      <w:tr>
+        <w:tc>
+          <w:tcPr>
+            <w:tcW w:type="dxa" w:w="1560"/>
+          </w:tcPr>
+          <w:p>
+            <w:r>
+              <w:t>06_agencies.parquet</w:t>
+            </w:r>
+          </w:p>
+        </w:tc>
+        <w:tc>
+          <w:tcPr>
+            <w:tcW w:type="dxa" w:w="1560"/>
+          </w:tcPr>
+          <w:p>
+            <w:r>
+              <w:t>14,091</w:t>
+            </w:r>
+          </w:p>
+        </w:tc>
+        <w:tc>
+          <w:tcPr>
+            <w:tcW w:type="dxa" w:w="1560"/>
+          </w:tcPr>
+          <w:p>
+            <w:r>
+              <w:t>agency_code</w:t>
+            </w:r>
+          </w:p>
+        </w:tc>
+        <w:tc>
+          <w:tcPr>
+            <w:tcW w:type="dxa" w:w="1560"/>
+          </w:tcPr>
+          <w:p>
+            <w:r>
+              <w:t>7</w:t>
+            </w:r>
+          </w:p>
+        </w:tc>
+        <w:tc>
+          <w:tcPr>
+            <w:tcW w:type="dxa" w:w="1560"/>
+          </w:tcPr>
+          <w:p>
+            <w:r>
+              <w:t>224,823 B (0.21 MiB)</w:t>
+            </w:r>
+          </w:p>
+        </w:tc>
+        <w:tc>
+          <w:tcPr>
+            <w:tcW w:type="dxa" w:w="1560"/>
+          </w:tcPr>
+          <w:p>
+            <w:r>
+              <w:t>발주 및 수요기관 7자리 표준 차원</w:t>
+            </w:r>
+          </w:p>
+        </w:tc>
+      </w:tr>
+      <w:tr>
+        <w:tc>
+          <w:tcPr>
+            <w:tcW w:type="dxa" w:w="1560"/>
+          </w:tcPr>
+          <w:p>
+            <w:r>
+              <w:t>07_tender_contract_bridge.parquet</w:t>
+            </w:r>
+          </w:p>
+        </w:tc>
+        <w:tc>
+          <w:tcPr>
+            <w:tcW w:type="dxa" w:w="1560"/>
+          </w:tcPr>
+          <w:p>
+            <w:r>
+              <w:t>40,677</w:t>
+            </w:r>
+          </w:p>
+        </w:tc>
+        <w:tc>
+          <w:tcPr>
+            <w:tcW w:type="dxa" w:w="1560"/>
+          </w:tcPr>
+          <w:p>
+            <w:r>
+              <w:t>unified_contract_no</w:t>
+            </w:r>
+          </w:p>
+        </w:tc>
+        <w:tc>
+          <w:tcPr>
+            <w:tcW w:type="dxa" w:w="1560"/>
+          </w:tcPr>
+          <w:p>
+            <w:r>
+              <w:t>7</w:t>
+            </w:r>
+          </w:p>
+        </w:tc>
+        <w:tc>
+          <w:tcPr>
+            <w:tcW w:type="dxa" w:w="1560"/>
+          </w:tcPr>
+          <w:p>
+            <w:r>
+              <w:t>743,635 B (0.71 MiB)</w:t>
+            </w:r>
+          </w:p>
+        </w:tc>
+        <w:tc>
+          <w:tcPr>
+            <w:tcW w:type="dxa" w:w="1560"/>
+          </w:tcPr>
+          <w:p>
+            <w:r>
+              <w:t>공고-계약 매핑 브릿지 (연계 계약 전수)</w:t>
+            </w:r>
+          </w:p>
+        </w:tc>
+      </w:tr>
+      <w:tr>
+        <w:tc>
+          <w:tcPr>
+            <w:tcW w:type="dxa" w:w="1560"/>
+          </w:tcPr>
+          <w:p>
+            <w:r>
+              <w:t>전체 큐레이티드 합계</w:t>
+            </w:r>
+          </w:p>
+        </w:tc>
+        <w:tc>
+          <w:tcPr>
+            <w:tcW w:type="dxa" w:w="1560"/>
+          </w:tcPr>
+          <w:p>
+            <w:r>
+              <w:t>2,472,713</w:t>
+            </w:r>
+          </w:p>
+        </w:tc>
+        <w:tc>
+          <w:tcPr>
+            <w:tcW w:type="dxa" w:w="1560"/>
+          </w:tcPr>
+          <w:p>
+            <w:r>
+              <w:t>-</w:t>
+            </w:r>
+          </w:p>
+        </w:tc>
+        <w:tc>
+          <w:tcPr>
+            <w:tcW w:type="dxa" w:w="1560"/>
+          </w:tcPr>
+          <w:p>
+            <w:r>
+              <w:t>-</w:t>
+            </w:r>
+          </w:p>
+        </w:tc>
+        <w:tc>
+          <w:tcPr>
+            <w:tcW w:type="dxa" w:w="1560"/>
+          </w:tcPr>
+          <w:p>
+            <w:r>
+              <w:t>121,291,115 B (115.67 MiB)</w:t>
+            </w:r>
+          </w:p>
+        </w:tc>
+        <w:tc>
+          <w:tcPr>
+            <w:tcW w:type="dxa" w:w="1560"/>
+          </w:tcPr>
+          <w:p>
+            <w:r>
+              <w:t>7개 테이블 전수 무결성 검증 통과</w:t>
+            </w:r>
+          </w:p>
+        </w:tc>
+      </w:tr>
+    </w:tbl>
+    <w:p/>
+    <w:p>
+      <w:pPr>
+        <w:pStyle w:val="Heading2"/>
+      </w:pPr>
+      <w:r>
+        <w:t>8.2 수학적 정합성 검증 게이트 (Reconciliation Gates)</w:t>
+      </w:r>
+    </w:p>
+    <w:p>
+      <w:pPr>
+        <w:pStyle w:val="ListBullet"/>
+      </w:pPr>
+      <w:r>
+        <w:t>공고 건수 일치: len(tenders) == 32,895 (Pass)</w:t>
+      </w:r>
+    </w:p>
+    <w:p>
+      <w:pPr>
+        <w:pStyle w:val="ListBullet"/>
+      </w:pPr>
+      <w:r>
+        <w:t>투찰 건수 일치: len(bidder_submissions) == 2,107,948 (Pass)</w:t>
+      </w:r>
+    </w:p>
+    <w:p>
+      <w:pPr>
+        <w:pStyle w:val="ListBullet"/>
+      </w:pPr>
+      <w:r>
+        <w:t>낙찰 건수 일치: len(award_outcomes) == 17,315 (Pass)</w:t>
+      </w:r>
+    </w:p>
+    <w:p>
+      <w:pPr>
+        <w:pStyle w:val="ListBullet"/>
+      </w:pPr>
+      <w:r>
+        <w:t>계약 건수 일치: len(contracts) == 115,945 (Pass)</w:t>
+      </w:r>
+    </w:p>
+    <w:p>
+      <w:pPr>
+        <w:pStyle w:val="ListBullet"/>
+      </w:pPr>
+      <w:r>
+        <w:t>연계 브릿지 건수 일치: len(tender_contract_bridge) == 40,677 (Pass)</w:t>
+      </w:r>
+    </w:p>
+    <w:p>
+      <w:pPr>
+        <w:pStyle w:val="ListBullet"/>
+      </w:pPr>
+      <w:r>
+        <w:t>미연계 계약 보존 일치: len(contracts) - len(bridge) == 75,268 (Pass)</w:t>
+      </w:r>
+    </w:p>
+    <w:p>
+      <w:pPr>
+        <w:pStyle w:val="ListBullet"/>
+      </w:pPr>
+      <w:r>
+        <w:t>공급기업 수 일치: len(suppliers) == 143,842 (Pass)</w:t>
+      </w:r>
+    </w:p>
+    <w:p>
+      <w:pPr>
+        <w:pStyle w:val="ListBullet"/>
+      </w:pPr>
+      <w:r>
+        <w:t>기관 수 일치: len(agencies) == 14,091 (Pass)</w:t>
+      </w:r>
+    </w:p>
+    <w:p>
+      <w:pPr>
+        <w:pStyle w:val="ListBullet"/>
+      </w:pPr>
+      <w:r>
+        <w:t>모든 기본 키 고유성 및 결측치 0건: 7개 테이블 전수 결측 0건, 중복 0건 실증 완료 (all_reconciliation_gates_passed: true).</w:t>
+      </w:r>
+    </w:p>
+    <w:p>
+      <w:pPr>
+        <w:pStyle w:val="Heading2"/>
+      </w:pPr>
+      <w:r>
+        <w:t>8.3 낙찰금액 결측(24건) 정밀 포렌식 및 결측치 정책</w:t>
+      </w:r>
+    </w:p>
+    <w:p>
+      <w:pPr>
+        <w:pStyle w:val="ListBullet"/>
+      </w:pPr>
+      <w:r>
+        <w:t>현상: 최종 선정 낙찰자 17,315건 중 24건(0.14%)에서 낙찰금액(award_amount_krw)이 NULL로 수집됨.</w:t>
+      </w:r>
+    </w:p>
+    <w:p>
+      <w:pPr>
+        <w:pStyle w:val="ListBullet"/>
+      </w:pPr>
+      <w:r>
+        <w:t>포렌식 분석:</w:t>
+      </w:r>
+    </w:p>
+    <w:p>
+      <w:pPr>
+        <w:pStyle w:val="ListBullet"/>
+      </w:pPr>
+      <w:r>
+        <w:t>개찰순위 분포: 1순위 23건, 19순위 1건.</w:t>
+      </w:r>
+    </w:p>
+    <w:p>
+      <w:pPr>
+        <w:pStyle w:val="ListBullet"/>
+      </w:pPr>
+      <w:r>
+        <w:t>계약 체결 방식: 적격심사(qualification_review) 21건, 최저가낙찰 1건, 소액수의 1건, 기타 1건.</w:t>
+      </w:r>
+    </w:p>
+    <w:p>
+      <w:pPr>
+        <w:pStyle w:val="ListBullet"/>
+      </w:pPr>
+      <w:r>
+        <w:t>원인: 개찰 시점 스냅샷에서 적격심사 점수 산정 및 사후 행정 조율이 진행 중이어서 최종 낙찰금액이 확정 기재되지 않은 합법적 행정 상태임.</w:t>
+      </w:r>
+    </w:p>
+    <w:p>
+      <w:pPr>
+        <w:pStyle w:val="ListBullet"/>
+      </w:pPr>
+      <w:r>
+        <w:t>결측치 처리 정책 (DO NOT IMPUTE): 본 24건은 결측치 대체(Imputation)를 절대 수행하지 않고 순수 NULL로 보존하며, 대리 기본 키 award_outcome_id(AWD_&lt;32 hex&gt;)를 통해 충돌 없이 안전하게 식별됩니다.</w:t>
+      </w:r>
+    </w:p>
+    <w:p>
+      <w:pPr>
+        <w:pStyle w:val="Heading2"/>
+      </w:pPr>
+      <w:r>
+        <w:t>8.4 시간적 외래키 정합성 (tender_in_scope)</w:t>
+      </w:r>
+    </w:p>
+    <w:p>
+      <w:r>
+        <w:t>월간 수집 윈도우의 경계 효과(Boundary Effect)로 인해 8월에 개찰되거나 계약 체결된 건 중 일부는 7월 이전에 게시된 공고를 참조합니다:</w:t>
+      </w:r>
+    </w:p>
+    <w:p>
+      <w:pPr>
+        <w:pStyle w:val="ListBullet"/>
+      </w:pPr>
+      <w:r>
+        <w:t>bidder_submissions: 8월 공고 연계 1,569,500건 (74.46%), 이전 공고 연계 538,448건 (25.54%)</w:t>
+      </w:r>
+    </w:p>
+    <w:p>
+      <w:pPr>
+        <w:pStyle w:val="ListBullet"/>
+      </w:pPr>
+      <w:r>
+        <w:t>award_outcomes: 8월 공고 연계 12,918건 (74.61%), 이전 공고 연계 4,397건 (25.39%)</w:t>
+      </w:r>
+    </w:p>
+    <w:p>
+      <w:pPr>
+        <w:pStyle w:val="ListBullet"/>
+      </w:pPr>
+      <w:r>
+        <w:t>tender_contract_bridge: 8월 공고 연계 9,138건 (22.46%), 이전 공고 연계 31,539건 (77.54%)</w:t>
+      </w:r>
+    </w:p>
+    <w:p>
+      <w:pPr>
+        <w:pStyle w:val="ListBullet"/>
+      </w:pPr>
+      <w:r>
+        <w:t>관계형 무결성 보존을 위해 tender_in_scope: bool 플래그를 제공하여 당월 공고 조인과 전체 시계열 분석을 모두 완벽히 지원합니다.</w:t>
+      </w:r>
+    </w:p>
+    <w:p>
+      <w:pPr>
+        <w:pStyle w:val="Heading2"/>
+      </w:pPr>
+      <w:r>
+        <w:t>8.5 프라이버시 및 개인정보 비공개 검증 (Zero PII Guarantee)</w:t>
+      </w:r>
+    </w:p>
+    <w:p>
+      <w:pPr>
+        <w:pStyle w:val="ListBullet"/>
+      </w:pPr>
+      <w:r>
+        <w:t>큐레이티드 테이블 7종 전수에서 원천 사업자등록번호(bidprcCorpBizrno, fnlSucsfCorpBizrno, rprsntCorpBizrno), 대표자 성명, 유무선 전화번호, 이메일, 상세 주소 컬럼이 100% 제거되었음을 실증 검증 완료했습니다.</w:t>
+      </w:r>
+    </w:p>
+    <w:p>
+      <w:pPr>
+        <w:pStyle w:val="ListBullet"/>
+      </w:pPr>
+      <w:r>
+        <w:t>공급기업 식별자는 전용 HMAC 키(KONEPS_SUPPLIER_HMAC_KEY)로 가명화된 supplier_id와 마스킹된 사업자번호(123-45-*)만을 제공합니다.</w:t>
       </w:r>
     </w:p>
     <w:sectPr>

--- a/docs/generated/PILOT_2026_08.ko.docx
+++ b/docs/generated/PILOT_2026_08.ko.docx
@@ -2027,7 +2027,7 @@
     </w:p>
     <w:p>
       <w:r>
-        <w:t>2026년 8월 파일럿 원천 데이터를 기반으로 총 7개의 정규화 관계형 큐레이티드 테이블(CURATED_SCHEMA_VERSION = "1.0.0")을 data/processed/curated/2026_08/에 Zstandard 압축 Parquet 형식으로 성공적으로 생성했습니다.</w:t>
+        <w:t>2026년 8월 파일럿 원천 데이터를 기반으로 총 7개의 정규화 관계형 큐레이티드 테이블(CURATED_SCHEMA_VERSION = "1.1.0")을 data/processed/curated/2026_08/에 Zstandard 압축 Parquet 형식으로 성공적으로 생성했습니다.</w:t>
       </w:r>
     </w:p>
     <w:p>
@@ -2180,7 +2180,7 @@
           </w:tcPr>
           <w:p>
             <w:r>
-              <w:t>2,084,037 B (1.99 MiB)</w:t>
+              <w:t>~2.0 MiB</w:t>
             </w:r>
           </w:p>
         </w:tc>
@@ -2242,7 +2242,7 @@
           </w:tcPr>
           <w:p>
             <w:r>
-              <w:t>100,861,029 B (96.19 MiB)</w:t>
+              <w:t>~96 MiB</w:t>
             </w:r>
           </w:p>
         </w:tc>
@@ -2252,7 +2252,7 @@
           </w:tcPr>
           <w:p>
             <w:r>
-              <w:t>개별 기업 투찰 기록 (7-컬럼 무손실 그레인 보존)</w:t>
+              <w:t>개별 기업 투찰 기록 (구조적 JSON 기반 결정론적 대리키)</w:t>
             </w:r>
           </w:p>
         </w:tc>
@@ -2304,7 +2304,7 @@
           </w:tcPr>
           <w:p>
             <w:r>
-              <w:t>2,102,572 B (2.01 MiB)</w:t>
+              <w:t>~2.0 MiB</w:t>
             </w:r>
           </w:p>
         </w:tc>
@@ -2366,7 +2366,7 @@
           </w:tcPr>
           <w:p>
             <w:r>
-              <w:t>10,702,406 B (10.21 MiB)</w:t>
+              <w:t>~10.2 MiB</w:t>
             </w:r>
           </w:p>
         </w:tc>
@@ -2418,7 +2418,7 @@
           </w:tcPr>
           <w:p>
             <w:r>
-              <w:t>10</w:t>
+              <w:t>9</w:t>
             </w:r>
           </w:p>
         </w:tc>
@@ -2428,7 +2428,7 @@
           </w:tcPr>
           <w:p>
             <w:r>
-              <w:t>4,572,613 B (4.36 MiB)</w:t>
+              <w:t>~4.3 MiB</w:t>
             </w:r>
           </w:p>
         </w:tc>
@@ -2438,7 +2438,7 @@
           </w:tcPr>
           <w:p>
             <w:r>
-              <w:t>조달 참여 기업 차원 (masked_biz_no 포함)</w:t>
+              <w:t>조달 참여 기업 차원 (공개 식별자는 supplier_id 단독)</w:t>
             </w:r>
           </w:p>
         </w:tc>
@@ -2490,7 +2490,7 @@
           </w:tcPr>
           <w:p>
             <w:r>
-              <w:t>224,823 B (0.21 MiB)</w:t>
+              <w:t>~0.21 MiB</w:t>
             </w:r>
           </w:p>
         </w:tc>
@@ -2552,7 +2552,7 @@
           </w:tcPr>
           <w:p>
             <w:r>
-              <w:t>743,635 B (0.71 MiB)</w:t>
+              <w:t>~0.71 MiB</w:t>
             </w:r>
           </w:p>
         </w:tc>
@@ -2614,7 +2614,7 @@
           </w:tcPr>
           <w:p>
             <w:r>
-              <w:t>121,291,115 B (115.67 MiB)</w:t>
+              <w:t>~115 MiB</w:t>
             </w:r>
           </w:p>
         </w:tc>
@@ -2732,6 +2732,14 @@
         <w:pStyle w:val="ListBullet"/>
       </w:pPr>
       <w:r>
+        <w:t>원인 분류: OBSERVED (관측됨, INFERRED 아님) — 개찰 시점 API 스냅샷에서 결측 관측. 적격심사 점수 산정 및 사후 행정 조율 진행 중으로 최종 낙찰금액 미확정 상태로 추정되나, 행정 원인은 증명된 것이 아니라 관측 기반 추론임.</w:t>
+      </w:r>
+    </w:p>
+    <w:p>
+      <w:pPr>
+        <w:pStyle w:val="ListBullet"/>
+      </w:pPr>
+      <w:r>
         <w:t>포렌식 분석:</w:t>
       </w:r>
     </w:p>
@@ -2748,7 +2756,7 @@
         <w:pStyle w:val="ListBullet"/>
       </w:pPr>
       <w:r>
-        <w:t>계약 체결 방식: 적격심사(qualification_review) 21건, 최저가낙찰 1건, 소액수의 1건, 기타 1건.</w:t>
+        <w:t>계약 체결 방식: 적격심사 21건, 최저가낙찰 1건, 소액수의 1건, 기타 1건.</w:t>
       </w:r>
     </w:p>
     <w:p>
@@ -2756,15 +2764,7 @@
         <w:pStyle w:val="ListBullet"/>
       </w:pPr>
       <w:r>
-        <w:t>원인: 개찰 시점 스냅샷에서 적격심사 점수 산정 및 사후 행정 조율이 진행 중이어서 최종 낙찰금액이 확정 기재되지 않은 합법적 행정 상태임.</w:t>
-      </w:r>
-    </w:p>
-    <w:p>
-      <w:pPr>
-        <w:pStyle w:val="ListBullet"/>
-      </w:pPr>
-      <w:r>
-        <w:t>결측치 처리 정책 (DO NOT IMPUTE): 본 24건은 결측치 대체(Imputation)를 절대 수행하지 않고 순수 NULL로 보존하며, 대리 기본 키 award_outcome_id(AWD_&lt;32 hex&gt;)를 통해 충돌 없이 안전하게 식별됩니다.</w:t>
+        <w:t>결측치 처리 정책 (DO NOT IMPUTE): 본 24건은 결측치 대체를 절대 수행하지 않고 순수 NULL로 보존하며, 대리 기본 키 award_outcome_id(AWD_&lt;32 hex&gt;)를 통해 충돌 없이 안전하게 식별됩니다.</w:t>
       </w:r>
     </w:p>
     <w:p>
@@ -2777,7 +2777,7 @@
     </w:p>
     <w:p>
       <w:r>
-        <w:t>월간 수집 윈도우의 경계 효과(Boundary Effect)로 인해 8월에 개찰되거나 계약 체결된 건 중 일부는 7월 이전에 게시된 공고를 참조합니다:</w:t>
+        <w:t>월간 수집 윈도우의 경계 효과(Boundary Effect)로 인해 8월에 개찰되거나 계약 체결된 건 중 일부는 7월 이전에 게시된 공고를 참조합니다. 이는 데이터 품질 오류가 아니라 정상적인 교차 기간 현상이며, TEMPORAL_SCOPE_UNMATCHED로 명확히 레이블링됩니다:</w:t>
       </w:r>
     </w:p>
     <w:p>
@@ -2785,7 +2785,7 @@
         <w:pStyle w:val="ListBullet"/>
       </w:pPr>
       <w:r>
-        <w:t>bidder_submissions: 8월 공고 연계 1,569,500건 (74.46%), 이전 공고 연계 538,448건 (25.54%)</w:t>
+        <w:t>bidder_submissions: 8월 공고 연계 1,569,500건 (74.46%), 이전 공고 연계 538,448건 (25.54%) [TEMPORAL_SCOPE_UNMATCHED]</w:t>
       </w:r>
     </w:p>
     <w:p>
@@ -2793,7 +2793,7 @@
         <w:pStyle w:val="ListBullet"/>
       </w:pPr>
       <w:r>
-        <w:t>award_outcomes: 8월 공고 연계 12,918건 (74.61%), 이전 공고 연계 4,397건 (25.39%)</w:t>
+        <w:t>award_outcomes: 8월 공고 연계 12,918건 (74.61%), 이전 공고 연계 4,397건 (25.39%) [TEMPORAL_SCOPE_UNMATCHED]</w:t>
       </w:r>
     </w:p>
     <w:p>
@@ -2801,7 +2801,7 @@
         <w:pStyle w:val="ListBullet"/>
       </w:pPr>
       <w:r>
-        <w:t>tender_contract_bridge: 8월 공고 연계 9,138건 (22.46%), 이전 공고 연계 31,539건 (77.54%)</w:t>
+        <w:t>tender_contract_bridge: 8월 공고 연계 9,138건 (22.46%), 이전 공고 연계 31,539건 (77.54%) [TEMPORAL_SCOPE_UNMATCHED]</w:t>
       </w:r>
     </w:p>
     <w:p>
@@ -2817,7 +2817,7 @@
         <w:pStyle w:val="Heading2"/>
       </w:pPr>
       <w:r>
-        <w:t>8.5 프라이버시 및 개인정보 비공개 검증 (Zero PII Guarantee)</w:t>
+        <w:t>8.5 개인정보 경계 및 공개 식별자 정책 (Privacy Boundary)</w:t>
       </w:r>
     </w:p>
     <w:p>
@@ -2833,7 +2833,143 @@
         <w:pStyle w:val="ListBullet"/>
       </w:pPr>
       <w:r>
-        <w:t>공급기업 식별자는 전용 HMAC 키(KONEPS_SUPPLIER_HMAC_KEY)로 가명화된 supplier_id와 마스킹된 사업자번호(123-45-*)만을 제공합니다.</w:t>
+        <w:t>공급기업 공개 식별자는 supplier_id 단독입니다. 이전 버전의 masked_biz_no(마스킹 사업자번호)는 분석적 필요성이 입증되지 않아 공개 큐레이티드 출력에서 제거되었습니다.</w:t>
+      </w:r>
+    </w:p>
+    <w:p>
+      <w:pPr>
+        <w:pStyle w:val="ListBullet"/>
+      </w:pPr>
+      <w:r>
+        <w:t>기업명(supplier_name_ko, contractor_name_ko 등)은 공공 조달 공고에서 공개된 법인명이나, 카글(Kaggle) 공개 전 최종 개인정보 및 라이선스 검토가 필요합니다.</w:t>
+      </w:r>
+    </w:p>
+    <w:p>
+      <w:pPr>
+        <w:pStyle w:val="ListBullet"/>
+      </w:pPr>
+      <w:r>
+        <w:t>공급기업 식별자는 전용 HMAC 키(KONEPS_SUPPLIER_HMAC_KEY)로 가명화된 supplier_id (SUP_&lt;32 hex&gt;)로 제공됩니다.</w:t>
+      </w:r>
+    </w:p>
+    <w:p>
+      <w:pPr>
+        <w:pStyle w:val="Heading2"/>
+      </w:pPr>
+      <w:r>
+        <w:t>8.6 결정론적 대리키 직렬화 (Canonical Surrogate ID Serialization)</w:t>
+      </w:r>
+    </w:p>
+    <w:p>
+      <w:pPr>
+        <w:pStyle w:val="ListBullet"/>
+      </w:pPr>
+      <w:r>
+        <w:t>변경 이유: 이전 버전의 파이프(|) 구분자 기반 문자열 연결 방식은 필드 경계 모호성의 이론적 위험이 있었습니다.</w:t>
+      </w:r>
+    </w:p>
+    <w:p>
+      <w:pPr>
+        <w:pStyle w:val="ListBullet"/>
+      </w:pPr>
+      <w:r>
+        <w:t>현행 방식 (CURATED_SCHEMA_VERSION = "1.1.0"): 구조적 표준 JSON 직렬화(entity, version, 명시적 필드명, 명시적 NULL 센티넬 "__NULL__", 정렬된 키)를 사용하여 동일한 의미론적 행이 입력 순서와 무관하게 항상 동일한 ID를 생성하도록 보장합니다.</w:t>
+      </w:r>
+    </w:p>
+    <w:p>
+      <w:pPr>
+        <w:pStyle w:val="ListBullet"/>
+      </w:pPr>
+      <w:r>
+        <w:t>셔플 불변성 회귀 테스트: 입력 행 순서를 무작위 셔플해도 ID 집합이 동일함을 tests/test_curate_hardening.py에서 자동 검증합니다.</w:t>
+      </w:r>
+    </w:p>
+    <w:p>
+      <w:pPr>
+        <w:pStyle w:val="Heading2"/>
+      </w:pPr>
+      <w:r>
+        <w:t>8.7 차원 스냅샷 통계 명시적 구분 (Dimension Snapshot Statistics)</w:t>
+      </w:r>
+    </w:p>
+    <w:p>
+      <w:pPr>
+        <w:pStyle w:val="ListBullet"/>
+      </w:pPr>
+      <w:r>
+        <w:t>05_suppliers 테이블의 집계 통계 컬럼(total_bids_in_scope 등)은 해당 수집 기간의 시간 창 집계이며, 안정적인 기업 식별자가 아닙니다.</w:t>
+      </w:r>
+    </w:p>
+    <w:p>
+      <w:pPr>
+        <w:pStyle w:val="ListBullet"/>
+      </w:pPr>
+      <w:r>
+        <w:t>현행 버전부터 snapshot_ 접두어를 명시적으로 부여합니다: snapshot_total_bids_in_scope, snapshot_total_wins_in_scope, snapshot_total_contracts_in_scope, snapshot_total_contract_amount_krw.</w:t>
+      </w:r>
+    </w:p>
+    <w:p>
+      <w:pPr>
+        <w:pStyle w:val="ListBullet"/>
+      </w:pPr>
+      <w:r>
+        <w:t>이 컬럼들은 시간 창 스냅샷 통계이며, 누출 없는 역사적 ML 피처로 직접 사용해서는 안 됩니다.</w:t>
+      </w:r>
+    </w:p>
+    <w:p>
+      <w:pPr>
+        <w:pStyle w:val="Heading2"/>
+      </w:pPr>
+      <w:r>
+        <w:t>8.8 공급기업/기관 명칭 결정론적 해소 (Name Resolution)</w:t>
+      </w:r>
+    </w:p>
+    <w:p>
+      <w:pPr>
+        <w:pStyle w:val="ListBullet"/>
+      </w:pPr>
+      <w:r>
+        <w:t>동일 사업자등록번호에 여러 기업명이 관측되는 경우(다른 피드에서 서로 다른 한글 표기 등), 최빈도 정규화 명칭 + 렉시코그래픽 동점 타이브레이크 정책으로 결정론적으로 단일 명칭을 선택합니다.</w:t>
+      </w:r>
+    </w:p>
+    <w:p>
+      <w:pPr>
+        <w:pStyle w:val="ListBullet"/>
+      </w:pPr>
+      <w:r>
+        <w:t>명칭 충돌 건수는 집계 지표(name_conflict_count)로만 기록하며, 레코드 수준 예시는 공개 메트릭에 포함되지 않습니다.</w:t>
+      </w:r>
+    </w:p>
+    <w:p>
+      <w:pPr>
+        <w:pStyle w:val="Heading2"/>
+      </w:pPr>
+      <w:r>
+        <w:t>8.9 수집기 예외 수신 데이터 위생 (Collector Error Sanitization)</w:t>
+      </w:r>
+    </w:p>
+    <w:p>
+      <w:pPr>
+        <w:pStyle w:val="ListBullet"/>
+      </w:pPr>
+      <w:r>
+        <w:t>수집기(Collector)의 시도 요약(attempt_summary) 레코드의 error 필드는 예외 클래스명만 기록합니다 (예: "ValueError", "RuntimeError").</w:t>
+      </w:r>
+    </w:p>
+    <w:p>
+      <w:pPr>
+        <w:pStyle w:val="ListBullet"/>
+      </w:pPr>
+      <w:r>
+        <w:t>서비스키, 요청 URL, 쿼리 파라미터, 서버 응답 본문 등이 예외 메시지에 포함된 경우라도 page_receipts JSONL에 절대 기록되지 않습니다.</w:t>
+      </w:r>
+    </w:p>
+    <w:p>
+      <w:pPr>
+        <w:pStyle w:val="ListBullet"/>
+      </w:pPr>
+      <w:r>
+        <w:t>회귀 테스트(tests/test_curate_hardening.py::TestSanitizedExceptionReceipts)를 통해 가짜 시크릿을 포함한 예외가 발생해도 영수증 파일에 나타나지 않음을 자동 검증합니다.</w:t>
       </w:r>
     </w:p>
     <w:sectPr>
